--- a/7 term/sim modeling/coursework/Толстой_Тимофей_ИУ5_71Б_РПЗ_КР_ИМДП.docx
+++ b/7 term/sim modeling/coursework/Толстой_Тимофей_ИУ5_71Б_РПЗ_КР_ИМДП.docx
@@ -33,12 +33,12 @@
             <wp:extent cx="733425" cy="828675"/>
             <wp:effectExtent b="0" l="0" r="0" t="0"/>
             <wp:wrapNone/>
-            <wp:docPr descr="Gerb-BMSTU_01" id="5" name="image1.png"/>
+            <wp:docPr descr="Gerb-BMSTU_01" id="5" name="image2.png"/>
             <a:graphic>
               <a:graphicData uri="http://schemas.openxmlformats.org/drawingml/2006/picture">
                 <pic:pic>
                   <pic:nvPicPr>
-                    <pic:cNvPr descr="Gerb-BMSTU_01" id="0" name="image1.png"/>
+                    <pic:cNvPr descr="Gerb-BMSTU_01" id="0" name="image2.png"/>
                     <pic:cNvPicPr preferRelativeResize="0"/>
                   </pic:nvPicPr>
                   <pic:blipFill>
@@ -5764,12 +5764,12 @@
           <wp:inline distB="114300" distT="114300" distL="114300" distR="114300">
             <wp:extent cx="5823399" cy="8024813"/>
             <wp:effectExtent b="0" l="0" r="0" t="0"/>
-            <wp:docPr id="4" name="image3.png"/>
+            <wp:docPr id="4" name="image1.png"/>
             <a:graphic>
               <a:graphicData uri="http://schemas.openxmlformats.org/drawingml/2006/picture">
                 <pic:pic>
                   <pic:nvPicPr>
-                    <pic:cNvPr id="0" name="image3.png"/>
+                    <pic:cNvPr id="0" name="image1.png"/>
                     <pic:cNvPicPr preferRelativeResize="0"/>
                   </pic:nvPicPr>
                   <pic:blipFill>
@@ -6415,12 +6415,12 @@
           <wp:inline distB="114300" distT="114300" distL="114300" distR="114300">
             <wp:extent cx="5536475" cy="6253293"/>
             <wp:effectExtent b="0" l="0" r="0" t="0"/>
-            <wp:docPr id="7" name="image2.png"/>
+            <wp:docPr id="7" name="image3.png"/>
             <a:graphic>
               <a:graphicData uri="http://schemas.openxmlformats.org/drawingml/2006/picture">
                 <pic:pic>
                   <pic:nvPicPr>
-                    <pic:cNvPr id="0" name="image2.png"/>
+                    <pic:cNvPr id="0" name="image3.png"/>
                     <pic:cNvPicPr preferRelativeResize="0"/>
                   </pic:nvPicPr>
                   <pic:blipFill>
@@ -7282,7 +7282,7 @@
           <w:szCs w:val="28"/>
           <w:rtl w:val="0"/>
         </w:rPr>
-        <w:t xml:space="preserve">Код программы в репозитории.</w:t>
+        <w:t xml:space="preserve">Код программы в файле lqe-rollback-model.zip.</w:t>
       </w:r>
     </w:p>
     <w:p>
